--- a/public/assets/files/niestacjonarne/PBA.docx
+++ b/public/assets/files/niestacjonarne/PBA.docx
@@ -523,6 +523,7 @@
                 <w:i w:val="0"/>
                 <w:sz w:val="22"/>
               </w:rPr>
+              <w:t>I</w:t>
             </w:r>
           </w:p>
         </w:tc>
@@ -560,6 +561,7 @@
                 <w:i w:val="0"/>
                 <w:sz w:val="22"/>
               </w:rPr>
+              <w:t>specjalizacyjny</w:t>
             </w:r>
           </w:p>
         </w:tc>

--- a/public/assets/files/niestacjonarne/PBA.docx
+++ b/public/assets/files/niestacjonarne/PBA.docx
@@ -681,12 +681,22 @@
         <w:tblW w:w="5000" w:type="pct"/>
       </w:tblPr>
       <w:tblGrid>
-        <w:gridCol w:w="9972"/>
+        <w:gridCol w:w="997"/>
+        <w:gridCol w:w="997"/>
+        <w:gridCol w:w="997"/>
+        <w:gridCol w:w="997"/>
+        <w:gridCol w:w="997"/>
+        <w:gridCol w:w="997"/>
+        <w:gridCol w:w="997"/>
+        <w:gridCol w:w="997"/>
+        <w:gridCol w:w="997"/>
+        <w:gridCol w:w="997"/>
       </w:tblGrid>
       <w:tr>
         <w:tc>
           <w:tcPr>
-            <w:tcW w:type="dxa" w:w="9972"/>
+            <w:tcW w:type="dxa" w:w="9970"/>
+            <w:gridSpan w:val="10"/>
             <w:shd w:val="clear" w:color="auto" w:fill="D9D9D9"/>
           </w:tcPr>
           <w:p>
@@ -705,31 +715,34 @@
           </w:p>
         </w:tc>
       </w:tr>
-    </w:tbl>
-    <w:tbl>
-      <w:tblPr>
-        <w:tblW w:type="auto" w:w="0"/>
-        <w:tblLook w:firstColumn="1" w:firstRow="1" w:lastColumn="0" w:lastRow="0" w:noHBand="0" w:noVBand="1" w:val="04A0"/>
-        <w:tblBorders>
-          <w:top w:val="single" w:sz="4" w:space="0" w:color="000000"/>
-          <w:left w:val="single" w:sz="4" w:space="0" w:color="000000"/>
-          <w:bottom w:val="single" w:sz="4" w:space="0" w:color="000000"/>
-          <w:right w:val="single" w:sz="4" w:space="0" w:color="000000"/>
-          <w:insideH w:val="single" w:sz="4" w:space="0" w:color="000000"/>
-          <w:insideV w:val="single" w:sz="4" w:space="0" w:color="000000"/>
-        </w:tblBorders>
-        <w:tblW w:w="5000" w:type="pct"/>
-      </w:tblPr>
-      <w:tblGrid>
-        <w:gridCol w:w="2493"/>
-        <w:gridCol w:w="2493"/>
-        <w:gridCol w:w="2493"/>
-        <w:gridCol w:w="2493"/>
-      </w:tblGrid>
       <w:tr>
         <w:tc>
           <w:tcPr>
-            <w:tcW w:type="dxa" w:w="2493"/>
+            <w:tcW w:type="dxa" w:w="9970"/>
+            <w:gridSpan w:val="10"/>
+            <w:shd w:val="clear" w:color="auto" w:fill="D9D9D9"/>
+          </w:tcPr>
+          <w:p>
+            <w:pPr>
+              <w:spacing w:before="20" w:after="20"/>
+            </w:pPr>
+            <w:r>
+              <w:rPr>
+                <w:rFonts w:ascii="Aptos" w:hAnsi="Aptos"/>
+                <w:b w:val="0"/>
+                <w:i w:val="0"/>
+                <w:sz w:val="16"/>
+              </w:rPr>
+              <w:t>Wymiar godzinowy (liczba godzin w semestrze)</w:t>
+            </w:r>
+          </w:p>
+        </w:tc>
+      </w:tr>
+      <w:tr>
+        <w:tc>
+          <w:tcPr>
+            <w:tcW w:type="dxa" w:w="1994"/>
+            <w:gridSpan w:val="2"/>
             <w:shd w:val="clear" w:color="auto" w:fill="D9D9D9"/>
           </w:tcPr>
           <w:p>
@@ -749,7 +762,8 @@
         </w:tc>
         <w:tc>
           <w:tcPr>
-            <w:tcW w:type="dxa" w:w="2493"/>
+            <w:tcW w:type="dxa" w:w="2991"/>
+            <w:gridSpan w:val="3"/>
             <w:shd w:val="clear" w:color="auto" w:fill="D9D9D9"/>
           </w:tcPr>
           <w:p>
@@ -769,7 +783,8 @@
         </w:tc>
         <w:tc>
           <w:tcPr>
-            <w:tcW w:type="dxa" w:w="2493"/>
+            <w:tcW w:type="dxa" w:w="2991"/>
+            <w:gridSpan w:val="3"/>
             <w:shd w:val="clear" w:color="auto" w:fill="D9D9D9"/>
           </w:tcPr>
           <w:p>
@@ -789,7 +804,8 @@
         </w:tc>
         <w:tc>
           <w:tcPr>
-            <w:tcW w:type="dxa" w:w="2493"/>
+            <w:tcW w:type="dxa" w:w="1994"/>
+            <w:gridSpan w:val="2"/>
             <w:shd w:val="clear" w:color="auto" w:fill="D9D9D9"/>
           </w:tcPr>
           <w:p>
@@ -811,7 +827,8 @@
       <w:tr>
         <w:tc>
           <w:tcPr>
-            <w:tcW w:type="dxa" w:w="2493"/>
+            <w:tcW w:type="dxa" w:w="1994"/>
+            <w:gridSpan w:val="2"/>
           </w:tcPr>
           <w:p>
             <w:pPr>
@@ -830,7 +847,8 @@
         </w:tc>
         <w:tc>
           <w:tcPr>
-            <w:tcW w:type="dxa" w:w="2493"/>
+            <w:tcW w:type="dxa" w:w="2991"/>
+            <w:gridSpan w:val="3"/>
           </w:tcPr>
           <w:p>
             <w:pPr>
@@ -849,7 +867,8 @@
         </w:tc>
         <w:tc>
           <w:tcPr>
-            <w:tcW w:type="dxa" w:w="2493"/>
+            <w:tcW w:type="dxa" w:w="2991"/>
+            <w:gridSpan w:val="3"/>
           </w:tcPr>
           <w:p>
             <w:pPr>
@@ -868,7 +887,8 @@
         </w:tc>
         <w:tc>
           <w:tcPr>
-            <w:tcW w:type="dxa" w:w="2493"/>
+            <w:tcW w:type="dxa" w:w="1994"/>
+            <w:gridSpan w:val="2"/>
           </w:tcPr>
           <w:p>
             <w:pPr>
@@ -886,30 +906,34 @@
           </w:p>
         </w:tc>
       </w:tr>
-    </w:tbl>
-    <w:tbl>
-      <w:tblPr>
-        <w:tblW w:type="auto" w:w="0"/>
-        <w:tblLook w:firstColumn="1" w:firstRow="1" w:lastColumn="0" w:lastRow="0" w:noHBand="0" w:noVBand="1" w:val="04A0"/>
-        <w:tblBorders>
-          <w:top w:val="single" w:sz="4" w:space="0" w:color="000000"/>
-          <w:left w:val="single" w:sz="4" w:space="0" w:color="000000"/>
-          <w:bottom w:val="single" w:sz="4" w:space="0" w:color="000000"/>
-          <w:right w:val="single" w:sz="4" w:space="0" w:color="000000"/>
-          <w:insideH w:val="single" w:sz="4" w:space="0" w:color="000000"/>
-          <w:insideV w:val="single" w:sz="4" w:space="0" w:color="000000"/>
-        </w:tblBorders>
-        <w:tblW w:w="5000" w:type="pct"/>
-      </w:tblPr>
-      <w:tblGrid>
-        <w:gridCol w:w="3324"/>
-        <w:gridCol w:w="3324"/>
-        <w:gridCol w:w="3324"/>
-      </w:tblGrid>
       <w:tr>
         <w:tc>
           <w:tcPr>
-            <w:tcW w:type="dxa" w:w="3324"/>
+            <w:tcW w:type="dxa" w:w="9970"/>
+            <w:gridSpan w:val="10"/>
+            <w:shd w:val="clear" w:color="auto" w:fill="D9D9D9"/>
+          </w:tcPr>
+          <w:p>
+            <w:pPr>
+              <w:spacing w:before="20" w:after="20"/>
+            </w:pPr>
+            <w:r>
+              <w:rPr>
+                <w:rFonts w:ascii="Aptos" w:hAnsi="Aptos"/>
+                <w:b/>
+                <w:i w:val="0"/>
+                <w:sz w:val="22"/>
+              </w:rPr>
+              <w:t>Bilans ECTS</w:t>
+            </w:r>
+          </w:p>
+        </w:tc>
+      </w:tr>
+      <w:tr>
+        <w:tc>
+          <w:tcPr>
+            <w:tcW w:type="dxa" w:w="4985"/>
+            <w:gridSpan w:val="5"/>
             <w:shd w:val="clear" w:color="auto" w:fill="D9D9D9"/>
           </w:tcPr>
           <w:p>
@@ -929,7 +953,8 @@
         </w:tc>
         <w:tc>
           <w:tcPr>
-            <w:tcW w:type="dxa" w:w="3324"/>
+            <w:tcW w:type="dxa" w:w="2991"/>
+            <w:gridSpan w:val="3"/>
             <w:shd w:val="clear" w:color="auto" w:fill="D9D9D9"/>
           </w:tcPr>
           <w:p>
@@ -949,7 +974,8 @@
         </w:tc>
         <w:tc>
           <w:tcPr>
-            <w:tcW w:type="dxa" w:w="3324"/>
+            <w:tcW w:type="dxa" w:w="1994"/>
+            <w:gridSpan w:val="2"/>
             <w:shd w:val="clear" w:color="auto" w:fill="D9D9D9"/>
           </w:tcPr>
           <w:p>
@@ -971,7 +997,8 @@
       <w:tr>
         <w:tc>
           <w:tcPr>
-            <w:tcW w:type="dxa" w:w="3324"/>
+            <w:tcW w:type="dxa" w:w="4985"/>
+            <w:gridSpan w:val="5"/>
           </w:tcPr>
           <w:p>
             <w:pPr>
@@ -990,7 +1017,8 @@
         </w:tc>
         <w:tc>
           <w:tcPr>
-            <w:tcW w:type="dxa" w:w="3324"/>
+            <w:tcW w:type="dxa" w:w="2991"/>
+            <w:gridSpan w:val="3"/>
           </w:tcPr>
           <w:p>
             <w:pPr>
@@ -1009,7 +1037,8 @@
         </w:tc>
         <w:tc>
           <w:tcPr>
-            <w:tcW w:type="dxa" w:w="3324"/>
+            <w:tcW w:type="dxa" w:w="1994"/>
+            <w:gridSpan w:val="2"/>
           </w:tcPr>
           <w:p>
             <w:pPr>
@@ -1030,7 +1059,8 @@
       <w:tr>
         <w:tc>
           <w:tcPr>
-            <w:tcW w:type="dxa" w:w="3324"/>
+            <w:tcW w:type="dxa" w:w="4985"/>
+            <w:gridSpan w:val="5"/>
           </w:tcPr>
           <w:p>
             <w:pPr>
@@ -1049,7 +1079,8 @@
         </w:tc>
         <w:tc>
           <w:tcPr>
-            <w:tcW w:type="dxa" w:w="3324"/>
+            <w:tcW w:type="dxa" w:w="2991"/>
+            <w:gridSpan w:val="3"/>
           </w:tcPr>
           <w:p>
             <w:pPr>
@@ -1068,7 +1099,8 @@
         </w:tc>
         <w:tc>
           <w:tcPr>
-            <w:tcW w:type="dxa" w:w="3324"/>
+            <w:tcW w:type="dxa" w:w="1994"/>
+            <w:gridSpan w:val="2"/>
           </w:tcPr>
           <w:p>
             <w:pPr>
@@ -1089,7 +1121,29 @@
       <w:tr>
         <w:tc>
           <w:tcPr>
-            <w:tcW w:type="dxa" w:w="3324"/>
+            <w:tcW w:type="dxa" w:w="4985"/>
+            <w:gridSpan w:val="5"/>
+            <w:shd w:val="clear" w:color="auto" w:fill="D9D9D9"/>
+          </w:tcPr>
+          <w:p>
+            <w:pPr>
+              <w:spacing w:before="20" w:after="20"/>
+            </w:pPr>
+            <w:r>
+              <w:rPr>
+                <w:rFonts w:ascii="Aptos" w:hAnsi="Aptos"/>
+                <w:b/>
+                <w:i w:val="0"/>
+                <w:sz w:val="16"/>
+              </w:rPr>
+              <w:t>Opis samodzielnej pracy studenta</w:t>
+            </w:r>
+          </w:p>
+        </w:tc>
+        <w:tc>
+          <w:tcPr>
+            <w:tcW w:type="dxa" w:w="4985"/>
+            <w:gridSpan w:val="5"/>
           </w:tcPr>
           <w:p>
             <w:pPr>
@@ -1102,45 +1156,6 @@
                 <w:i w:val="0"/>
                 <w:sz w:val="22"/>
               </w:rPr>
-              <w:t>Suma</w:t>
-            </w:r>
-          </w:p>
-        </w:tc>
-        <w:tc>
-          <w:tcPr>
-            <w:tcW w:type="dxa" w:w="3324"/>
-          </w:tcPr>
-          <w:p>
-            <w:pPr>
-              <w:spacing w:before="20" w:after="20"/>
-            </w:pPr>
-            <w:r>
-              <w:rPr>
-                <w:rFonts w:ascii="Aptos" w:hAnsi="Aptos"/>
-                <w:b w:val="0"/>
-                <w:i w:val="0"/>
-                <w:sz w:val="22"/>
-              </w:rPr>
-              <w:t>125</w:t>
-            </w:r>
-          </w:p>
-        </w:tc>
-        <w:tc>
-          <w:tcPr>
-            <w:tcW w:type="dxa" w:w="3324"/>
-          </w:tcPr>
-          <w:p>
-            <w:pPr>
-              <w:spacing w:before="20" w:after="20"/>
-            </w:pPr>
-            <w:r>
-              <w:rPr>
-                <w:rFonts w:ascii="Aptos" w:hAnsi="Aptos"/>
-                <w:b w:val="0"/>
-                <w:i w:val="0"/>
-                <w:sz w:val="22"/>
-              </w:rPr>
-              <w:t>5</w:t>
             </w:r>
           </w:p>
         </w:tc>
@@ -2156,14 +2171,14 @@
         <w:tblW w:w="5000" w:type="pct"/>
       </w:tblPr>
       <w:tblGrid>
-        <w:gridCol w:w="3324"/>
-        <w:gridCol w:w="3324"/>
-        <w:gridCol w:w="3324"/>
+        <w:gridCol w:w="680"/>
+        <w:gridCol w:w="4536"/>
+        <w:gridCol w:w="4252"/>
       </w:tblGrid>
       <w:tr>
         <w:tc>
           <w:tcPr>
-            <w:tcW w:type="dxa" w:w="9972"/>
+            <w:tcW w:type="dxa" w:w="9468"/>
             <w:gridSpan w:val="3"/>
             <w:shd w:val="clear" w:color="auto" w:fill="D9D9D9"/>
           </w:tcPr>
@@ -2186,7 +2201,7 @@
       <w:tr>
         <w:tc>
           <w:tcPr>
-            <w:tcW w:type="dxa" w:w="3324"/>
+            <w:tcW w:type="dxa" w:w="680"/>
             <w:shd w:val="clear" w:color="auto" w:fill="D9D9D9"/>
           </w:tcPr>
           <w:p>
@@ -2206,7 +2221,7 @@
         </w:tc>
         <w:tc>
           <w:tcPr>
-            <w:tcW w:type="dxa" w:w="3324"/>
+            <w:tcW w:type="dxa" w:w="4536"/>
             <w:shd w:val="clear" w:color="auto" w:fill="D9D9D9"/>
           </w:tcPr>
           <w:p>
@@ -2226,7 +2241,7 @@
         </w:tc>
         <w:tc>
           <w:tcPr>
-            <w:tcW w:type="dxa" w:w="3324"/>
+            <w:tcW w:type="dxa" w:w="4252"/>
             <w:shd w:val="clear" w:color="auto" w:fill="D9D9D9"/>
           </w:tcPr>
           <w:p>
@@ -2248,7 +2263,7 @@
       <w:tr>
         <w:tc>
           <w:tcPr>
-            <w:tcW w:type="dxa" w:w="3324"/>
+            <w:tcW w:type="dxa" w:w="680"/>
           </w:tcPr>
           <w:p>
             <w:pPr>
@@ -2267,7 +2282,7 @@
         </w:tc>
         <w:tc>
           <w:tcPr>
-            <w:tcW w:type="dxa" w:w="3324"/>
+            <w:tcW w:type="dxa" w:w="4536"/>
           </w:tcPr>
           <w:p>
             <w:pPr>
@@ -2286,7 +2301,7 @@
         </w:tc>
         <w:tc>
           <w:tcPr>
-            <w:tcW w:type="dxa" w:w="3324"/>
+            <w:tcW w:type="dxa" w:w="4252"/>
           </w:tcPr>
           <w:p>
             <w:pPr>
@@ -2306,7 +2321,7 @@
       <w:tr>
         <w:tc>
           <w:tcPr>
-            <w:tcW w:type="dxa" w:w="3324"/>
+            <w:tcW w:type="dxa" w:w="680"/>
           </w:tcPr>
           <w:p>
             <w:pPr>
@@ -2325,7 +2340,7 @@
         </w:tc>
         <w:tc>
           <w:tcPr>
-            <w:tcW w:type="dxa" w:w="3324"/>
+            <w:tcW w:type="dxa" w:w="4536"/>
           </w:tcPr>
           <w:p>
             <w:pPr>
@@ -2344,7 +2359,7 @@
         </w:tc>
         <w:tc>
           <w:tcPr>
-            <w:tcW w:type="dxa" w:w="3324"/>
+            <w:tcW w:type="dxa" w:w="4252"/>
           </w:tcPr>
           <w:p>
             <w:pPr>
@@ -2364,7 +2379,7 @@
       <w:tr>
         <w:tc>
           <w:tcPr>
-            <w:tcW w:type="dxa" w:w="3324"/>
+            <w:tcW w:type="dxa" w:w="680"/>
           </w:tcPr>
           <w:p>
             <w:pPr>
@@ -2383,7 +2398,7 @@
         </w:tc>
         <w:tc>
           <w:tcPr>
-            <w:tcW w:type="dxa" w:w="3324"/>
+            <w:tcW w:type="dxa" w:w="4536"/>
           </w:tcPr>
           <w:p>
             <w:pPr>
@@ -2402,7 +2417,7 @@
         </w:tc>
         <w:tc>
           <w:tcPr>
-            <w:tcW w:type="dxa" w:w="3324"/>
+            <w:tcW w:type="dxa" w:w="4252"/>
           </w:tcPr>
           <w:p>
             <w:pPr>
@@ -2422,7 +2437,7 @@
       <w:tr>
         <w:tc>
           <w:tcPr>
-            <w:tcW w:type="dxa" w:w="3324"/>
+            <w:tcW w:type="dxa" w:w="680"/>
           </w:tcPr>
           <w:p>
             <w:pPr>
@@ -2441,7 +2456,7 @@
         </w:tc>
         <w:tc>
           <w:tcPr>
-            <w:tcW w:type="dxa" w:w="3324"/>
+            <w:tcW w:type="dxa" w:w="4536"/>
           </w:tcPr>
           <w:p>
             <w:pPr>
@@ -2460,7 +2475,7 @@
         </w:tc>
         <w:tc>
           <w:tcPr>
-            <w:tcW w:type="dxa" w:w="3324"/>
+            <w:tcW w:type="dxa" w:w="4252"/>
           </w:tcPr>
           <w:p>
             <w:pPr>
@@ -2480,7 +2495,7 @@
       <w:tr>
         <w:tc>
           <w:tcPr>
-            <w:tcW w:type="dxa" w:w="3324"/>
+            <w:tcW w:type="dxa" w:w="680"/>
           </w:tcPr>
           <w:p>
             <w:pPr>
@@ -2499,7 +2514,7 @@
         </w:tc>
         <w:tc>
           <w:tcPr>
-            <w:tcW w:type="dxa" w:w="3324"/>
+            <w:tcW w:type="dxa" w:w="4536"/>
           </w:tcPr>
           <w:p>
             <w:pPr>
@@ -2518,7 +2533,7 @@
         </w:tc>
         <w:tc>
           <w:tcPr>
-            <w:tcW w:type="dxa" w:w="3324"/>
+            <w:tcW w:type="dxa" w:w="4252"/>
           </w:tcPr>
           <w:p>
             <w:pPr>
@@ -2538,7 +2553,7 @@
       <w:tr>
         <w:tc>
           <w:tcPr>
-            <w:tcW w:type="dxa" w:w="3324"/>
+            <w:tcW w:type="dxa" w:w="680"/>
           </w:tcPr>
           <w:p>
             <w:pPr>
@@ -2557,7 +2572,7 @@
         </w:tc>
         <w:tc>
           <w:tcPr>
-            <w:tcW w:type="dxa" w:w="3324"/>
+            <w:tcW w:type="dxa" w:w="4536"/>
           </w:tcPr>
           <w:p>
             <w:pPr>
@@ -2576,7 +2591,7 @@
         </w:tc>
         <w:tc>
           <w:tcPr>
-            <w:tcW w:type="dxa" w:w="3324"/>
+            <w:tcW w:type="dxa" w:w="4252"/>
           </w:tcPr>
           <w:p>
             <w:pPr>
@@ -2596,7 +2611,7 @@
       <w:tr>
         <w:tc>
           <w:tcPr>
-            <w:tcW w:type="dxa" w:w="3324"/>
+            <w:tcW w:type="dxa" w:w="680"/>
           </w:tcPr>
           <w:p>
             <w:pPr>
@@ -2615,7 +2630,7 @@
         </w:tc>
         <w:tc>
           <w:tcPr>
-            <w:tcW w:type="dxa" w:w="3324"/>
+            <w:tcW w:type="dxa" w:w="4536"/>
           </w:tcPr>
           <w:p>
             <w:pPr>
@@ -2634,7 +2649,7 @@
         </w:tc>
         <w:tc>
           <w:tcPr>
-            <w:tcW w:type="dxa" w:w="3324"/>
+            <w:tcW w:type="dxa" w:w="4252"/>
           </w:tcPr>
           <w:p>
             <w:pPr>
@@ -2654,7 +2669,7 @@
       <w:tr>
         <w:tc>
           <w:tcPr>
-            <w:tcW w:type="dxa" w:w="3324"/>
+            <w:tcW w:type="dxa" w:w="680"/>
           </w:tcPr>
           <w:p>
             <w:pPr>
@@ -2673,7 +2688,7 @@
         </w:tc>
         <w:tc>
           <w:tcPr>
-            <w:tcW w:type="dxa" w:w="3324"/>
+            <w:tcW w:type="dxa" w:w="4536"/>
           </w:tcPr>
           <w:p>
             <w:pPr>
@@ -2692,7 +2707,7 @@
         </w:tc>
         <w:tc>
           <w:tcPr>
-            <w:tcW w:type="dxa" w:w="3324"/>
+            <w:tcW w:type="dxa" w:w="4252"/>
           </w:tcPr>
           <w:p>
             <w:pPr>
@@ -2712,7 +2727,7 @@
       <w:tr>
         <w:tc>
           <w:tcPr>
-            <w:tcW w:type="dxa" w:w="3324"/>
+            <w:tcW w:type="dxa" w:w="680"/>
           </w:tcPr>
           <w:p>
             <w:pPr>
@@ -2731,7 +2746,7 @@
         </w:tc>
         <w:tc>
           <w:tcPr>
-            <w:tcW w:type="dxa" w:w="3324"/>
+            <w:tcW w:type="dxa" w:w="4536"/>
           </w:tcPr>
           <w:p>
             <w:pPr>
@@ -2750,7 +2765,7 @@
         </w:tc>
         <w:tc>
           <w:tcPr>
-            <w:tcW w:type="dxa" w:w="3324"/>
+            <w:tcW w:type="dxa" w:w="4252"/>
           </w:tcPr>
           <w:p>
             <w:pPr>
@@ -2770,7 +2785,7 @@
       <w:tr>
         <w:tc>
           <w:tcPr>
-            <w:tcW w:type="dxa" w:w="3324"/>
+            <w:tcW w:type="dxa" w:w="680"/>
           </w:tcPr>
           <w:p>
             <w:pPr>
@@ -2789,7 +2804,7 @@
         </w:tc>
         <w:tc>
           <w:tcPr>
-            <w:tcW w:type="dxa" w:w="3324"/>
+            <w:tcW w:type="dxa" w:w="4536"/>
           </w:tcPr>
           <w:p>
             <w:pPr>
@@ -2808,7 +2823,7 @@
         </w:tc>
         <w:tc>
           <w:tcPr>
-            <w:tcW w:type="dxa" w:w="3324"/>
+            <w:tcW w:type="dxa" w:w="4252"/>
           </w:tcPr>
           <w:p>
             <w:pPr>
@@ -2828,7 +2843,7 @@
       <w:tr>
         <w:tc>
           <w:tcPr>
-            <w:tcW w:type="dxa" w:w="3324"/>
+            <w:tcW w:type="dxa" w:w="680"/>
           </w:tcPr>
           <w:p>
             <w:pPr>
@@ -2847,7 +2862,7 @@
         </w:tc>
         <w:tc>
           <w:tcPr>
-            <w:tcW w:type="dxa" w:w="3324"/>
+            <w:tcW w:type="dxa" w:w="4536"/>
           </w:tcPr>
           <w:p>
             <w:pPr>
@@ -2866,7 +2881,7 @@
         </w:tc>
         <w:tc>
           <w:tcPr>
-            <w:tcW w:type="dxa" w:w="3324"/>
+            <w:tcW w:type="dxa" w:w="4252"/>
           </w:tcPr>
           <w:p>
             <w:pPr>
@@ -2886,7 +2901,7 @@
       <w:tr>
         <w:tc>
           <w:tcPr>
-            <w:tcW w:type="dxa" w:w="3324"/>
+            <w:tcW w:type="dxa" w:w="680"/>
           </w:tcPr>
           <w:p>
             <w:pPr>
@@ -2905,7 +2920,7 @@
         </w:tc>
         <w:tc>
           <w:tcPr>
-            <w:tcW w:type="dxa" w:w="3324"/>
+            <w:tcW w:type="dxa" w:w="4536"/>
           </w:tcPr>
           <w:p>
             <w:pPr>
@@ -2924,7 +2939,7 @@
         </w:tc>
         <w:tc>
           <w:tcPr>
-            <w:tcW w:type="dxa" w:w="3324"/>
+            <w:tcW w:type="dxa" w:w="4252"/>
           </w:tcPr>
           <w:p>
             <w:pPr>
@@ -2944,7 +2959,7 @@
       <w:tr>
         <w:tc>
           <w:tcPr>
-            <w:tcW w:type="dxa" w:w="3324"/>
+            <w:tcW w:type="dxa" w:w="680"/>
           </w:tcPr>
           <w:p>
             <w:pPr>
@@ -2963,7 +2978,7 @@
         </w:tc>
         <w:tc>
           <w:tcPr>
-            <w:tcW w:type="dxa" w:w="3324"/>
+            <w:tcW w:type="dxa" w:w="4536"/>
           </w:tcPr>
           <w:p>
             <w:pPr>
@@ -2982,7 +2997,7 @@
         </w:tc>
         <w:tc>
           <w:tcPr>
-            <w:tcW w:type="dxa" w:w="3324"/>
+            <w:tcW w:type="dxa" w:w="4252"/>
           </w:tcPr>
           <w:p>
             <w:pPr>
@@ -3375,6 +3390,7 @@
                 <w:i w:val="0"/>
                 <w:sz w:val="22"/>
               </w:rPr>
+              <w:t>Studium przypadków; Kryteria oceny; Kolokwium pisemne.; Skala ocen:; Poniżej 50% - ndst; Od 50% - dst; Od 60% - dst+; Od 70% - db; Od 80% - db+; Od 90% - bdb; Skala ocen:; Poniżej 50% - ndst; Od 50% - dst; Od 60% - dst+; Od 70% - db; Od 80% - db+; Od 90% - bdb</w:t>
             </w:r>
           </w:p>
         </w:tc>
@@ -3537,6 +3553,7 @@
                 <w:i w:val="0"/>
                 <w:sz w:val="22"/>
               </w:rPr>
+              <w:t>Studium przypadków; Kryteria oceny; Kolokwium pisemne.; Skala ocen:; Poniżej 50% - ndst; Od 50% - dst; Od 60% - dst+; Od 70% - db; Od 80% - db+; Od 90% - bdb; Skala ocen:; Poniżej 50% - ndst; Od 50% - dst; Od 60% - dst+; Od 70% - db; Od 80% - db+; Od 90% - bdb</w:t>
             </w:r>
           </w:p>
         </w:tc>
@@ -3698,6 +3715,7 @@
                 <w:i w:val="0"/>
                 <w:sz w:val="22"/>
               </w:rPr>
+              <w:t>Studium przypadków; Kryteria oceny; Kolokwium pisemne.; Skala ocen:; Poniżej 50% - ndst; Od 50% - dst; Od 60% - dst+; Od 70% - db; Od 80% - db+; Od 90% - bdb; Skala ocen:; Poniżej 50% - ndst; Od 50% - dst; Od 60% - dst+; Od 70% - db; Od 80% - db+; Od 90% - bdb</w:t>
             </w:r>
           </w:p>
         </w:tc>
@@ -3754,6 +3772,7 @@
                 <w:i w:val="0"/>
                 <w:sz w:val="22"/>
               </w:rPr>
+              <w:t>Studium przypadków; Kryteria oceny; Kolokwium pisemne.; Skala ocen:; Poniżej 50% - ndst; Od 50% - dst; Od 60% - dst+; Od 70% - db; Od 80% - db+; Od 90% - bdb; Skala ocen:; Poniżej 50% - ndst; Od 50% - dst; Od 60% - dst+; Od 70% - db; Od 80% - db+; Od 90% - bdb</w:t>
             </w:r>
           </w:p>
         </w:tc>
@@ -3810,6 +3829,7 @@
                 <w:i w:val="0"/>
                 <w:sz w:val="22"/>
               </w:rPr>
+              <w:t>Studium przypadków; Kryteria oceny; Kolokwium pisemne.; Skala ocen:; Poniżej 50% - ndst; Od 50% - dst; Od 60% - dst+; Od 70% - db; Od 80% - db+; Od 90% - bdb; Skala ocen:; Poniżej 50% - ndst; Od 50% - dst; Od 60% - dst+; Od 70% - db; Od 80% - db+; Od 90% - bdb</w:t>
             </w:r>
           </w:p>
         </w:tc>
@@ -3915,62 +3935,6 @@
                 <w:sz w:val="16"/>
               </w:rPr>
               <w:t>Wyposażenie specjalistyczne konieczne do realizacji przedmiotu</w:t>
-            </w:r>
-          </w:p>
-        </w:tc>
-      </w:tr>
-      <w:tr>
-        <w:tc>
-          <w:tcPr>
-            <w:tcW w:type="dxa" w:w="3324"/>
-          </w:tcPr>
-          <w:p>
-            <w:pPr>
-              <w:spacing w:before="20" w:after="20"/>
-            </w:pPr>
-            <w:r>
-              <w:rPr>
-                <w:rFonts w:ascii="Aptos" w:hAnsi="Aptos"/>
-                <w:b w:val="0"/>
-                <w:i w:val="0"/>
-                <w:sz w:val="22"/>
-              </w:rPr>
-            </w:r>
-          </w:p>
-        </w:tc>
-        <w:tc>
-          <w:tcPr>
-            <w:tcW w:type="dxa" w:w="3324"/>
-          </w:tcPr>
-          <w:p>
-            <w:pPr>
-              <w:spacing w:before="20" w:after="20"/>
-            </w:pPr>
-            <w:r>
-              <w:rPr>
-                <w:rFonts w:ascii="Aptos" w:hAnsi="Aptos"/>
-                <w:b w:val="0"/>
-                <w:i w:val="0"/>
-                <w:sz w:val="22"/>
-              </w:rPr>
-            </w:r>
-          </w:p>
-        </w:tc>
-        <w:tc>
-          <w:tcPr>
-            <w:tcW w:type="dxa" w:w="3324"/>
-          </w:tcPr>
-          <w:p>
-            <w:pPr>
-              <w:spacing w:before="20" w:after="20"/>
-            </w:pPr>
-            <w:r>
-              <w:rPr>
-                <w:rFonts w:ascii="Aptos" w:hAnsi="Aptos"/>
-                <w:b w:val="0"/>
-                <w:i w:val="0"/>
-                <w:sz w:val="22"/>
-              </w:rPr>
             </w:r>
           </w:p>
         </w:tc>

--- a/public/assets/files/niestacjonarne/PBA.docx
+++ b/public/assets/files/niestacjonarne/PBA.docx
@@ -1156,6 +1156,7 @@
                 <w:i w:val="0"/>
                 <w:sz w:val="22"/>
               </w:rPr>
+              <w:t>Analiza przypadków projektowania bezpiecznych architektur; samodzielne ćwiczenia modelowania zagrożeń (threat modeling); przygotowanie do kolokwium pisemnego.</w:t>
             </w:r>
           </w:p>
         </w:tc>
@@ -1266,7 +1267,84 @@
           <w:tcPr>
             <w:tcW w:type="dxa" w:w="9972"/>
           </w:tcPr>
-          <w:p/>
+          <w:p>
+            <w:pPr>
+              <w:spacing w:before="20" w:after="20"/>
+            </w:pPr>
+            <w:r>
+              <w:rPr>
+                <w:rFonts w:ascii="Aptos" w:hAnsi="Aptos"/>
+                <w:b/>
+                <w:sz w:val="22"/>
+              </w:rPr>
+              <w:t>Wykład:</w:t>
+            </w:r>
+          </w:p>
+          <w:p>
+            <w:pPr>
+              <w:spacing w:before="20" w:after="20"/>
+            </w:pPr>
+            <w:r>
+              <w:rPr>
+                <w:rFonts w:ascii="Aptos" w:hAnsi="Aptos"/>
+                <w:b w:val="0"/>
+                <w:sz w:val="22"/>
+              </w:rPr>
+              <w:t>• wykład z prezentacją multimedialną</w:t>
+            </w:r>
+          </w:p>
+          <w:p>
+            <w:pPr>
+              <w:spacing w:before="20" w:after="20"/>
+            </w:pPr>
+            <w:r>
+              <w:rPr>
+                <w:rFonts w:ascii="Aptos" w:hAnsi="Aptos"/>
+                <w:b w:val="0"/>
+                <w:sz w:val="22"/>
+              </w:rPr>
+              <w:t>• wykład konwersatoryjny (z elementami dyskusji)</w:t>
+            </w:r>
+          </w:p>
+          <w:p>
+            <w:pPr>
+              <w:spacing w:before="20" w:after="20"/>
+            </w:pPr>
+            <w:r>
+              <w:rPr>
+                <w:rFonts w:ascii="Aptos" w:hAnsi="Aptos"/>
+                <w:b/>
+                <w:sz w:val="22"/>
+              </w:rPr>
+              <w:t>Ćwiczenia / Laboratorium:</w:t>
+            </w:r>
+          </w:p>
+          <w:p>
+            <w:pPr>
+              <w:spacing w:before="20" w:after="20"/>
+            </w:pPr>
+            <w:r>
+              <w:rPr>
+                <w:rFonts w:ascii="Aptos" w:hAnsi="Aptos"/>
+                <w:b w:val="0"/>
+                <w:sz w:val="22"/>
+              </w:rPr>
+              <w:t>• studia przypadków z bazy studiów przypadków opracowanych przez firmy MŚP lub będące efektem staży</w:t>
+            </w:r>
+          </w:p>
+          <w:p>
+            <w:pPr>
+              <w:spacing w:before="20" w:after="20"/>
+            </w:pPr>
+            <w:r>
+              <w:rPr>
+                <w:rFonts w:ascii="Aptos" w:hAnsi="Aptos"/>
+                <w:b w:val="0"/>
+                <w:sz w:val="22"/>
+              </w:rPr>
+              <w:t>• rozwiązywanie zadań</w:t>
+            </w:r>
+          </w:p>
         </w:tc>
       </w:tr>
     </w:tbl>
@@ -1517,199 +1595,7 @@
                 <w:rFonts w:ascii="Aptos" w:hAnsi="Aptos"/>
                 <w:sz w:val="22"/>
               </w:rPr>
-              <w:t>1. Studium przypadków</w:t>
-            </w:r>
-          </w:p>
-          <w:p>
-            <w:pPr>
-              <w:spacing w:before="20" w:after="20"/>
-            </w:pPr>
-            <w:r>
-              <w:rPr>
-                <w:rFonts w:ascii="Aptos" w:hAnsi="Aptos"/>
-                <w:sz w:val="22"/>
-              </w:rPr>
-              <w:t>2. Kryteria oceny</w:t>
-            </w:r>
-          </w:p>
-          <w:p>
-            <w:pPr>
-              <w:spacing w:before="20" w:after="20"/>
-            </w:pPr>
-            <w:r>
-              <w:rPr>
-                <w:rFonts w:ascii="Aptos" w:hAnsi="Aptos"/>
-                <w:sz w:val="22"/>
-              </w:rPr>
-              <w:t>3. Kolokwium pisemne.</w:t>
-            </w:r>
-          </w:p>
-          <w:p>
-            <w:pPr>
-              <w:spacing w:before="20" w:after="20"/>
-            </w:pPr>
-            <w:r>
-              <w:rPr>
-                <w:rFonts w:ascii="Aptos" w:hAnsi="Aptos"/>
-                <w:sz w:val="22"/>
-              </w:rPr>
-              <w:t>4. Skala ocen:</w:t>
-            </w:r>
-          </w:p>
-          <w:p>
-            <w:pPr>
-              <w:spacing w:before="20" w:after="20"/>
-            </w:pPr>
-            <w:r>
-              <w:rPr>
-                <w:rFonts w:ascii="Aptos" w:hAnsi="Aptos"/>
-                <w:sz w:val="22"/>
-              </w:rPr>
-              <w:t>5. Poniżej 50% - ndst</w:t>
-            </w:r>
-          </w:p>
-          <w:p>
-            <w:pPr>
-              <w:spacing w:before="20" w:after="20"/>
-            </w:pPr>
-            <w:r>
-              <w:rPr>
-                <w:rFonts w:ascii="Aptos" w:hAnsi="Aptos"/>
-                <w:sz w:val="22"/>
-              </w:rPr>
-              <w:t>6. Od 50% - dst</w:t>
-            </w:r>
-          </w:p>
-          <w:p>
-            <w:pPr>
-              <w:spacing w:before="20" w:after="20"/>
-            </w:pPr>
-            <w:r>
-              <w:rPr>
-                <w:rFonts w:ascii="Aptos" w:hAnsi="Aptos"/>
-                <w:sz w:val="22"/>
-              </w:rPr>
-              <w:t>7. Od 60% - dst+</w:t>
-            </w:r>
-          </w:p>
-          <w:p>
-            <w:pPr>
-              <w:spacing w:before="20" w:after="20"/>
-            </w:pPr>
-            <w:r>
-              <w:rPr>
-                <w:rFonts w:ascii="Aptos" w:hAnsi="Aptos"/>
-                <w:sz w:val="22"/>
-              </w:rPr>
-              <w:t>8. Od 70% - db</w:t>
-            </w:r>
-          </w:p>
-          <w:p>
-            <w:pPr>
-              <w:spacing w:before="20" w:after="20"/>
-            </w:pPr>
-            <w:r>
-              <w:rPr>
-                <w:rFonts w:ascii="Aptos" w:hAnsi="Aptos"/>
-                <w:sz w:val="22"/>
-              </w:rPr>
-              <w:t>9. Od 80% - db+</w:t>
-            </w:r>
-          </w:p>
-          <w:p>
-            <w:pPr>
-              <w:spacing w:before="20" w:after="20"/>
-            </w:pPr>
-            <w:r>
-              <w:rPr>
-                <w:rFonts w:ascii="Aptos" w:hAnsi="Aptos"/>
-                <w:sz w:val="22"/>
-              </w:rPr>
-              <w:t>10. Od 90% - bdb</w:t>
-            </w:r>
-          </w:p>
-          <w:p>
-            <w:pPr>
-              <w:spacing w:before="20" w:after="20"/>
-            </w:pPr>
-            <w:r>
-              <w:rPr>
-                <w:rFonts w:ascii="Aptos" w:hAnsi="Aptos"/>
-                <w:sz w:val="22"/>
-              </w:rPr>
-              <w:t>11. Skala ocen:</w:t>
-            </w:r>
-          </w:p>
-          <w:p>
-            <w:pPr>
-              <w:spacing w:before="20" w:after="20"/>
-            </w:pPr>
-            <w:r>
-              <w:rPr>
-                <w:rFonts w:ascii="Aptos" w:hAnsi="Aptos"/>
-                <w:sz w:val="22"/>
-              </w:rPr>
-              <w:t>12. Poniżej 50% - ndst</w:t>
-            </w:r>
-          </w:p>
-          <w:p>
-            <w:pPr>
-              <w:spacing w:before="20" w:after="20"/>
-            </w:pPr>
-            <w:r>
-              <w:rPr>
-                <w:rFonts w:ascii="Aptos" w:hAnsi="Aptos"/>
-                <w:sz w:val="22"/>
-              </w:rPr>
-              <w:t>13. Od 50% - dst</w:t>
-            </w:r>
-          </w:p>
-          <w:p>
-            <w:pPr>
-              <w:spacing w:before="20" w:after="20"/>
-            </w:pPr>
-            <w:r>
-              <w:rPr>
-                <w:rFonts w:ascii="Aptos" w:hAnsi="Aptos"/>
-                <w:sz w:val="22"/>
-              </w:rPr>
-              <w:t>14. Od 60% - dst+</w:t>
-            </w:r>
-          </w:p>
-          <w:p>
-            <w:pPr>
-              <w:spacing w:before="20" w:after="20"/>
-            </w:pPr>
-            <w:r>
-              <w:rPr>
-                <w:rFonts w:ascii="Aptos" w:hAnsi="Aptos"/>
-                <w:sz w:val="22"/>
-              </w:rPr>
-              <w:t>15. Od 70% - db</w:t>
-            </w:r>
-          </w:p>
-          <w:p>
-            <w:pPr>
-              <w:spacing w:before="20" w:after="20"/>
-            </w:pPr>
-            <w:r>
-              <w:rPr>
-                <w:rFonts w:ascii="Aptos" w:hAnsi="Aptos"/>
-                <w:sz w:val="22"/>
-              </w:rPr>
-              <w:t>16. Od 80% - db+</w:t>
-            </w:r>
-          </w:p>
-          <w:p>
-            <w:pPr>
-              <w:spacing w:before="20" w:after="20"/>
-            </w:pPr>
-            <w:r>
-              <w:rPr>
-                <w:rFonts w:ascii="Aptos" w:hAnsi="Aptos"/>
-                <w:sz w:val="22"/>
-              </w:rPr>
-              <w:t>17. Od 90% - bdb</w:t>
+              <w:t>1. kolokwium końcowe</w:t>
             </w:r>
           </w:p>
         </w:tc>
@@ -1726,7 +1612,7 @@
                 <w:rFonts w:ascii="Aptos" w:hAnsi="Aptos"/>
                 <w:sz w:val="22"/>
               </w:rPr>
-              <w:t>1. Studium przypadków</w:t>
+              <w:t>1. kolokwium końcowe</w:t>
             </w:r>
           </w:p>
           <w:p>
@@ -1738,187 +1624,7 @@
                 <w:rFonts w:ascii="Aptos" w:hAnsi="Aptos"/>
                 <w:sz w:val="22"/>
               </w:rPr>
-              <w:t>2. Kryteria oceny</w:t>
-            </w:r>
-          </w:p>
-          <w:p>
-            <w:pPr>
-              <w:spacing w:before="20" w:after="20"/>
-            </w:pPr>
-            <w:r>
-              <w:rPr>
-                <w:rFonts w:ascii="Aptos" w:hAnsi="Aptos"/>
-                <w:sz w:val="22"/>
-              </w:rPr>
-              <w:t>3. Kolokwium pisemne.</w:t>
-            </w:r>
-          </w:p>
-          <w:p>
-            <w:pPr>
-              <w:spacing w:before="20" w:after="20"/>
-            </w:pPr>
-            <w:r>
-              <w:rPr>
-                <w:rFonts w:ascii="Aptos" w:hAnsi="Aptos"/>
-                <w:sz w:val="22"/>
-              </w:rPr>
-              <w:t>4. Skala ocen:</w:t>
-            </w:r>
-          </w:p>
-          <w:p>
-            <w:pPr>
-              <w:spacing w:before="20" w:after="20"/>
-            </w:pPr>
-            <w:r>
-              <w:rPr>
-                <w:rFonts w:ascii="Aptos" w:hAnsi="Aptos"/>
-                <w:sz w:val="22"/>
-              </w:rPr>
-              <w:t>5. Poniżej 50% - ndst</w:t>
-            </w:r>
-          </w:p>
-          <w:p>
-            <w:pPr>
-              <w:spacing w:before="20" w:after="20"/>
-            </w:pPr>
-            <w:r>
-              <w:rPr>
-                <w:rFonts w:ascii="Aptos" w:hAnsi="Aptos"/>
-                <w:sz w:val="22"/>
-              </w:rPr>
-              <w:t>6. Od 50% - dst</w:t>
-            </w:r>
-          </w:p>
-          <w:p>
-            <w:pPr>
-              <w:spacing w:before="20" w:after="20"/>
-            </w:pPr>
-            <w:r>
-              <w:rPr>
-                <w:rFonts w:ascii="Aptos" w:hAnsi="Aptos"/>
-                <w:sz w:val="22"/>
-              </w:rPr>
-              <w:t>7. Od 60% - dst+</w:t>
-            </w:r>
-          </w:p>
-          <w:p>
-            <w:pPr>
-              <w:spacing w:before="20" w:after="20"/>
-            </w:pPr>
-            <w:r>
-              <w:rPr>
-                <w:rFonts w:ascii="Aptos" w:hAnsi="Aptos"/>
-                <w:sz w:val="22"/>
-              </w:rPr>
-              <w:t>8. Od 70% - db</w:t>
-            </w:r>
-          </w:p>
-          <w:p>
-            <w:pPr>
-              <w:spacing w:before="20" w:after="20"/>
-            </w:pPr>
-            <w:r>
-              <w:rPr>
-                <w:rFonts w:ascii="Aptos" w:hAnsi="Aptos"/>
-                <w:sz w:val="22"/>
-              </w:rPr>
-              <w:t>9. Od 80% - db+</w:t>
-            </w:r>
-          </w:p>
-          <w:p>
-            <w:pPr>
-              <w:spacing w:before="20" w:after="20"/>
-            </w:pPr>
-            <w:r>
-              <w:rPr>
-                <w:rFonts w:ascii="Aptos" w:hAnsi="Aptos"/>
-                <w:sz w:val="22"/>
-              </w:rPr>
-              <w:t>10. Od 90% - bdb</w:t>
-            </w:r>
-          </w:p>
-          <w:p>
-            <w:pPr>
-              <w:spacing w:before="20" w:after="20"/>
-            </w:pPr>
-            <w:r>
-              <w:rPr>
-                <w:rFonts w:ascii="Aptos" w:hAnsi="Aptos"/>
-                <w:sz w:val="22"/>
-              </w:rPr>
-              <w:t>11. Skala ocen:</w:t>
-            </w:r>
-          </w:p>
-          <w:p>
-            <w:pPr>
-              <w:spacing w:before="20" w:after="20"/>
-            </w:pPr>
-            <w:r>
-              <w:rPr>
-                <w:rFonts w:ascii="Aptos" w:hAnsi="Aptos"/>
-                <w:sz w:val="22"/>
-              </w:rPr>
-              <w:t>12. Poniżej 50% - ndst</w:t>
-            </w:r>
-          </w:p>
-          <w:p>
-            <w:pPr>
-              <w:spacing w:before="20" w:after="20"/>
-            </w:pPr>
-            <w:r>
-              <w:rPr>
-                <w:rFonts w:ascii="Aptos" w:hAnsi="Aptos"/>
-                <w:sz w:val="22"/>
-              </w:rPr>
-              <w:t>13. Od 50% - dst</w:t>
-            </w:r>
-          </w:p>
-          <w:p>
-            <w:pPr>
-              <w:spacing w:before="20" w:after="20"/>
-            </w:pPr>
-            <w:r>
-              <w:rPr>
-                <w:rFonts w:ascii="Aptos" w:hAnsi="Aptos"/>
-                <w:sz w:val="22"/>
-              </w:rPr>
-              <w:t>14. Od 60% - dst+</w:t>
-            </w:r>
-          </w:p>
-          <w:p>
-            <w:pPr>
-              <w:spacing w:before="20" w:after="20"/>
-            </w:pPr>
-            <w:r>
-              <w:rPr>
-                <w:rFonts w:ascii="Aptos" w:hAnsi="Aptos"/>
-                <w:sz w:val="22"/>
-              </w:rPr>
-              <w:t>15. Od 70% - db</w:t>
-            </w:r>
-          </w:p>
-          <w:p>
-            <w:pPr>
-              <w:spacing w:before="20" w:after="20"/>
-            </w:pPr>
-            <w:r>
-              <w:rPr>
-                <w:rFonts w:ascii="Aptos" w:hAnsi="Aptos"/>
-                <w:sz w:val="22"/>
-              </w:rPr>
-              <w:t>16. Od 80% - db+</w:t>
-            </w:r>
-          </w:p>
-          <w:p>
-            <w:pPr>
-              <w:spacing w:before="20" w:after="20"/>
-            </w:pPr>
-            <w:r>
-              <w:rPr>
-                <w:rFonts w:ascii="Aptos" w:hAnsi="Aptos"/>
-                <w:sz w:val="22"/>
-              </w:rPr>
-              <w:t>17. Od 90% - bdb</w:t>
+              <w:t>2. raport z wykonanego zadania</w:t>
             </w:r>
           </w:p>
         </w:tc>
@@ -3390,7 +3096,7 @@
                 <w:i w:val="0"/>
                 <w:sz w:val="22"/>
               </w:rPr>
-              <w:t>Studium przypadków; Kryteria oceny; Kolokwium pisemne.; Skala ocen:; Poniżej 50% - ndst; Od 50% - dst; Od 60% - dst+; Od 70% - db; Od 80% - db+; Od 90% - bdb; Skala ocen:; Poniżej 50% - ndst; Od 50% - dst; Od 60% - dst+; Od 70% - db; Od 80% - db+; Od 90% - bdb</w:t>
+              <w:t>kolokwium końcowe; raport z wykonanego zadania</w:t>
             </w:r>
           </w:p>
         </w:tc>
@@ -3553,7 +3259,7 @@
                 <w:i w:val="0"/>
                 <w:sz w:val="22"/>
               </w:rPr>
-              <w:t>Studium przypadków; Kryteria oceny; Kolokwium pisemne.; Skala ocen:; Poniżej 50% - ndst; Od 50% - dst; Od 60% - dst+; Od 70% - db; Od 80% - db+; Od 90% - bdb; Skala ocen:; Poniżej 50% - ndst; Od 50% - dst; Od 60% - dst+; Od 70% - db; Od 80% - db+; Od 90% - bdb</w:t>
+              <w:t>kolokwium końcowe; raport z wykonanego zadania</w:t>
             </w:r>
           </w:p>
         </w:tc>
@@ -3715,7 +3421,7 @@
                 <w:i w:val="0"/>
                 <w:sz w:val="22"/>
               </w:rPr>
-              <w:t>Studium przypadków; Kryteria oceny; Kolokwium pisemne.; Skala ocen:; Poniżej 50% - ndst; Od 50% - dst; Od 60% - dst+; Od 70% - db; Od 80% - db+; Od 90% - bdb; Skala ocen:; Poniżej 50% - ndst; Od 50% - dst; Od 60% - dst+; Od 70% - db; Od 80% - db+; Od 90% - bdb</w:t>
+              <w:t>kolokwium końcowe; raport z wykonanego zadania</w:t>
             </w:r>
           </w:p>
         </w:tc>
@@ -3772,7 +3478,7 @@
                 <w:i w:val="0"/>
                 <w:sz w:val="22"/>
               </w:rPr>
-              <w:t>Studium przypadków; Kryteria oceny; Kolokwium pisemne.; Skala ocen:; Poniżej 50% - ndst; Od 50% - dst; Od 60% - dst+; Od 70% - db; Od 80% - db+; Od 90% - bdb; Skala ocen:; Poniżej 50% - ndst; Od 50% - dst; Od 60% - dst+; Od 70% - db; Od 80% - db+; Od 90% - bdb</w:t>
+              <w:t>kolokwium końcowe; raport z wykonanego zadania</w:t>
             </w:r>
           </w:p>
         </w:tc>
@@ -3829,7 +3535,7 @@
                 <w:i w:val="0"/>
                 <w:sz w:val="22"/>
               </w:rPr>
-              <w:t>Studium przypadków; Kryteria oceny; Kolokwium pisemne.; Skala ocen:; Poniżej 50% - ndst; Od 50% - dst; Od 60% - dst+; Od 70% - db; Od 80% - db+; Od 90% - bdb; Skala ocen:; Poniżej 50% - ndst; Od 50% - dst; Od 60% - dst+; Od 70% - db; Od 80% - db+; Od 90% - bdb</w:t>
+              <w:t>kolokwium końcowe; raport z wykonanego zadania</w:t>
             </w:r>
           </w:p>
         </w:tc>

--- a/public/assets/files/niestacjonarne/PBA.docx
+++ b/public/assets/files/niestacjonarne/PBA.docx
@@ -144,7 +144,7 @@
                 <w:i w:val="0"/>
                 <w:sz w:val="22"/>
               </w:rPr>
-              <w:t>27.02.2026</w:t>
+              <w:t>08.03.2026</w:t>
             </w:r>
           </w:p>
         </w:tc>
@@ -599,7 +599,7 @@
                 <w:i w:val="0"/>
                 <w:sz w:val="22"/>
               </w:rPr>
-              <w:t>7</w:t>
+              <w:t>8</w:t>
             </w:r>
           </w:p>
         </w:tc>

--- a/public/assets/files/niestacjonarne/PBA.docx
+++ b/public/assets/files/niestacjonarne/PBA.docx
@@ -3059,6 +3059,7 @@
                 <w:i w:val="0"/>
                 <w:sz w:val="22"/>
               </w:rPr>
+              <w:t>K_W23</w:t>
             </w:r>
           </w:p>
         </w:tc>
@@ -3096,7 +3097,7 @@
                 <w:i w:val="0"/>
                 <w:sz w:val="22"/>
               </w:rPr>
-              <w:t>kolokwium końcowe; raport z wykonanego zadania</w:t>
+              <w:t>kolokwium końcowe</w:t>
             </w:r>
           </w:p>
         </w:tc>
@@ -3222,6 +3223,7 @@
                 <w:i w:val="0"/>
                 <w:sz w:val="22"/>
               </w:rPr>
+              <w:t>K_U30</w:t>
             </w:r>
           </w:p>
         </w:tc>
@@ -3259,7 +3261,7 @@
                 <w:i w:val="0"/>
                 <w:sz w:val="22"/>
               </w:rPr>
-              <w:t>kolokwium końcowe; raport z wykonanego zadania</w:t>
+              <w:t>kolokwium końcowe, raport z wykonanego zadania</w:t>
             </w:r>
           </w:p>
         </w:tc>
@@ -3421,121 +3423,6 @@
                 <w:i w:val="0"/>
                 <w:sz w:val="22"/>
               </w:rPr>
-              <w:t>kolokwium końcowe; raport z wykonanego zadania</w:t>
-            </w:r>
-          </w:p>
-        </w:tc>
-      </w:tr>
-      <w:tr>
-        <w:tc>
-          <w:tcPr>
-            <w:tcW w:type="dxa" w:w="3324"/>
-          </w:tcPr>
-          <w:p>
-            <w:pPr>
-              <w:spacing w:before="20" w:after="20"/>
-            </w:pPr>
-            <w:r>
-              <w:rPr>
-                <w:rFonts w:ascii="Aptos" w:hAnsi="Aptos"/>
-                <w:b w:val="0"/>
-                <w:i w:val="0"/>
-                <w:sz w:val="22"/>
-              </w:rPr>
-            </w:r>
-          </w:p>
-        </w:tc>
-        <w:tc>
-          <w:tcPr>
-            <w:tcW w:type="dxa" w:w="3324"/>
-          </w:tcPr>
-          <w:p>
-            <w:pPr>
-              <w:spacing w:before="20" w:after="20"/>
-            </w:pPr>
-            <w:r>
-              <w:rPr>
-                <w:rFonts w:ascii="Aptos" w:hAnsi="Aptos"/>
-                <w:b w:val="0"/>
-                <w:i w:val="0"/>
-                <w:sz w:val="22"/>
-              </w:rPr>
-            </w:r>
-          </w:p>
-        </w:tc>
-        <w:tc>
-          <w:tcPr>
-            <w:tcW w:type="dxa" w:w="3324"/>
-          </w:tcPr>
-          <w:p>
-            <w:pPr>
-              <w:spacing w:before="20" w:after="20"/>
-            </w:pPr>
-            <w:r>
-              <w:rPr>
-                <w:rFonts w:ascii="Aptos" w:hAnsi="Aptos"/>
-                <w:b w:val="0"/>
-                <w:i w:val="0"/>
-                <w:sz w:val="22"/>
-              </w:rPr>
-              <w:t>kolokwium końcowe; raport z wykonanego zadania</w:t>
-            </w:r>
-          </w:p>
-        </w:tc>
-      </w:tr>
-      <w:tr>
-        <w:tc>
-          <w:tcPr>
-            <w:tcW w:type="dxa" w:w="3324"/>
-          </w:tcPr>
-          <w:p>
-            <w:pPr>
-              <w:spacing w:before="20" w:after="20"/>
-            </w:pPr>
-            <w:r>
-              <w:rPr>
-                <w:rFonts w:ascii="Aptos" w:hAnsi="Aptos"/>
-                <w:b w:val="0"/>
-                <w:i w:val="0"/>
-                <w:sz w:val="22"/>
-              </w:rPr>
-            </w:r>
-          </w:p>
-        </w:tc>
-        <w:tc>
-          <w:tcPr>
-            <w:tcW w:type="dxa" w:w="3324"/>
-          </w:tcPr>
-          <w:p>
-            <w:pPr>
-              <w:spacing w:before="20" w:after="20"/>
-            </w:pPr>
-            <w:r>
-              <w:rPr>
-                <w:rFonts w:ascii="Aptos" w:hAnsi="Aptos"/>
-                <w:b w:val="0"/>
-                <w:i w:val="0"/>
-                <w:sz w:val="22"/>
-              </w:rPr>
-            </w:r>
-          </w:p>
-        </w:tc>
-        <w:tc>
-          <w:tcPr>
-            <w:tcW w:type="dxa" w:w="3324"/>
-          </w:tcPr>
-          <w:p>
-            <w:pPr>
-              <w:spacing w:before="20" w:after="20"/>
-            </w:pPr>
-            <w:r>
-              <w:rPr>
-                <w:rFonts w:ascii="Aptos" w:hAnsi="Aptos"/>
-                <w:b w:val="0"/>
-                <w:i w:val="0"/>
-                <w:sz w:val="22"/>
-              </w:rPr>
-              <w:t>kolokwium końcowe; raport z wykonanego zadania</w:t>
             </w:r>
           </w:p>
         </w:tc>

--- a/public/assets/files/niestacjonarne/PBA.docx
+++ b/public/assets/files/niestacjonarne/PBA.docx
@@ -1878,14 +1878,13 @@
       </w:tblPr>
       <w:tblGrid>
         <w:gridCol w:w="680"/>
-        <w:gridCol w:w="4536"/>
-        <w:gridCol w:w="4252"/>
+        <w:gridCol w:w="8788"/>
       </w:tblGrid>
       <w:tr>
         <w:tc>
           <w:tcPr>
             <w:tcW w:type="dxa" w:w="9468"/>
-            <w:gridSpan w:val="3"/>
+            <w:gridSpan w:val="2"/>
             <w:shd w:val="clear" w:color="auto" w:fill="D9D9D9"/>
           </w:tcPr>
           <w:p>
@@ -1927,7 +1926,7 @@
         </w:tc>
         <w:tc>
           <w:tcPr>
-            <w:tcW w:type="dxa" w:w="4536"/>
+            <w:tcW w:type="dxa" w:w="8788"/>
             <w:shd w:val="clear" w:color="auto" w:fill="D9D9D9"/>
           </w:tcPr>
           <w:p>
@@ -1941,27 +1940,7 @@
                 <w:i w:val="0"/>
                 <w:sz w:val="16"/>
               </w:rPr>
-              <w:t>Wykład</w:t>
-            </w:r>
-          </w:p>
-        </w:tc>
-        <w:tc>
-          <w:tcPr>
-            <w:tcW w:type="dxa" w:w="4252"/>
-            <w:shd w:val="clear" w:color="auto" w:fill="D9D9D9"/>
-          </w:tcPr>
-          <w:p>
-            <w:pPr>
-              <w:spacing w:before="20" w:after="20"/>
-            </w:pPr>
-            <w:r>
-              <w:rPr>
-                <w:rFonts w:ascii="Aptos" w:hAnsi="Aptos"/>
-                <w:b/>
-                <w:i w:val="0"/>
-                <w:sz w:val="16"/>
-              </w:rPr>
-              <w:t>Ćwiczenia / Laboratorium / Pracownia</w:t>
+              <w:t>Treści programowe</w:t>
             </w:r>
           </w:p>
         </w:tc>
@@ -1988,7 +1967,7 @@
         </w:tc>
         <w:tc>
           <w:tcPr>
-            <w:tcW w:type="dxa" w:w="4536"/>
+            <w:tcW w:type="dxa" w:w="8788"/>
           </w:tcPr>
           <w:p>
             <w:pPr>
@@ -2002,24 +1981,6 @@
                 <w:sz w:val="22"/>
               </w:rPr>
               <w:t>Wybór organizacji.</w:t>
-            </w:r>
-          </w:p>
-        </w:tc>
-        <w:tc>
-          <w:tcPr>
-            <w:tcW w:type="dxa" w:w="4252"/>
-          </w:tcPr>
-          <w:p>
-            <w:pPr>
-              <w:spacing w:before="20" w:after="20"/>
-            </w:pPr>
-            <w:r>
-              <w:rPr>
-                <w:rFonts w:ascii="Aptos" w:hAnsi="Aptos"/>
-                <w:b w:val="0"/>
-                <w:i w:val="0"/>
-                <w:sz w:val="22"/>
-              </w:rPr>
             </w:r>
           </w:p>
         </w:tc>
@@ -2046,7 +2007,7 @@
         </w:tc>
         <w:tc>
           <w:tcPr>
-            <w:tcW w:type="dxa" w:w="4536"/>
+            <w:tcW w:type="dxa" w:w="8788"/>
           </w:tcPr>
           <w:p>
             <w:pPr>
@@ -2060,24 +2021,6 @@
                 <w:sz w:val="22"/>
               </w:rPr>
               <w:t>Definicja celów biznesowych.</w:t>
-            </w:r>
-          </w:p>
-        </w:tc>
-        <w:tc>
-          <w:tcPr>
-            <w:tcW w:type="dxa" w:w="4252"/>
-          </w:tcPr>
-          <w:p>
-            <w:pPr>
-              <w:spacing w:before="20" w:after="20"/>
-            </w:pPr>
-            <w:r>
-              <w:rPr>
-                <w:rFonts w:ascii="Aptos" w:hAnsi="Aptos"/>
-                <w:b w:val="0"/>
-                <w:i w:val="0"/>
-                <w:sz w:val="22"/>
-              </w:rPr>
             </w:r>
           </w:p>
         </w:tc>
@@ -2104,7 +2047,7 @@
         </w:tc>
         <w:tc>
           <w:tcPr>
-            <w:tcW w:type="dxa" w:w="4536"/>
+            <w:tcW w:type="dxa" w:w="8788"/>
           </w:tcPr>
           <w:p>
             <w:pPr>
@@ -2118,24 +2061,6 @@
                 <w:sz w:val="22"/>
               </w:rPr>
               <w:t>Utworzenie diagramów przepływu danych (DFD).</w:t>
-            </w:r>
-          </w:p>
-        </w:tc>
-        <w:tc>
-          <w:tcPr>
-            <w:tcW w:type="dxa" w:w="4252"/>
-          </w:tcPr>
-          <w:p>
-            <w:pPr>
-              <w:spacing w:before="20" w:after="20"/>
-            </w:pPr>
-            <w:r>
-              <w:rPr>
-                <w:rFonts w:ascii="Aptos" w:hAnsi="Aptos"/>
-                <w:b w:val="0"/>
-                <w:i w:val="0"/>
-                <w:sz w:val="22"/>
-              </w:rPr>
             </w:r>
           </w:p>
         </w:tc>
@@ -2162,7 +2087,7 @@
         </w:tc>
         <w:tc>
           <w:tcPr>
-            <w:tcW w:type="dxa" w:w="4536"/>
+            <w:tcW w:type="dxa" w:w="8788"/>
           </w:tcPr>
           <w:p>
             <w:pPr>
@@ -2176,24 +2101,6 @@
                 <w:sz w:val="22"/>
               </w:rPr>
               <w:t>Procesowy opis organizacji zgodnie z ISO 9001.</w:t>
-            </w:r>
-          </w:p>
-        </w:tc>
-        <w:tc>
-          <w:tcPr>
-            <w:tcW w:type="dxa" w:w="4252"/>
-          </w:tcPr>
-          <w:p>
-            <w:pPr>
-              <w:spacing w:before="20" w:after="20"/>
-            </w:pPr>
-            <w:r>
-              <w:rPr>
-                <w:rFonts w:ascii="Aptos" w:hAnsi="Aptos"/>
-                <w:b w:val="0"/>
-                <w:i w:val="0"/>
-                <w:sz w:val="22"/>
-              </w:rPr>
             </w:r>
           </w:p>
         </w:tc>
@@ -2220,7 +2127,7 @@
         </w:tc>
         <w:tc>
           <w:tcPr>
-            <w:tcW w:type="dxa" w:w="4536"/>
+            <w:tcW w:type="dxa" w:w="8788"/>
           </w:tcPr>
           <w:p>
             <w:pPr>
@@ -2234,24 +2141,6 @@
                 <w:sz w:val="22"/>
               </w:rPr>
               <w:t>Utworzenie architektury IT.</w:t>
-            </w:r>
-          </w:p>
-        </w:tc>
-        <w:tc>
-          <w:tcPr>
-            <w:tcW w:type="dxa" w:w="4252"/>
-          </w:tcPr>
-          <w:p>
-            <w:pPr>
-              <w:spacing w:before="20" w:after="20"/>
-            </w:pPr>
-            <w:r>
-              <w:rPr>
-                <w:rFonts w:ascii="Aptos" w:hAnsi="Aptos"/>
-                <w:b w:val="0"/>
-                <w:i w:val="0"/>
-                <w:sz w:val="22"/>
-              </w:rPr>
             </w:r>
           </w:p>
         </w:tc>
@@ -2278,7 +2167,7 @@
         </w:tc>
         <w:tc>
           <w:tcPr>
-            <w:tcW w:type="dxa" w:w="4536"/>
+            <w:tcW w:type="dxa" w:w="8788"/>
           </w:tcPr>
           <w:p>
             <w:pPr>
@@ -2292,24 +2181,6 @@
                 <w:sz w:val="22"/>
               </w:rPr>
               <w:t>Koncepcja komunikacji, sprzętu i oprogramowania.</w:t>
-            </w:r>
-          </w:p>
-        </w:tc>
-        <w:tc>
-          <w:tcPr>
-            <w:tcW w:type="dxa" w:w="4252"/>
-          </w:tcPr>
-          <w:p>
-            <w:pPr>
-              <w:spacing w:before="20" w:after="20"/>
-            </w:pPr>
-            <w:r>
-              <w:rPr>
-                <w:rFonts w:ascii="Aptos" w:hAnsi="Aptos"/>
-                <w:b w:val="0"/>
-                <w:i w:val="0"/>
-                <w:sz w:val="22"/>
-              </w:rPr>
             </w:r>
           </w:p>
         </w:tc>
@@ -2336,7 +2207,7 @@
         </w:tc>
         <w:tc>
           <w:tcPr>
-            <w:tcW w:type="dxa" w:w="4536"/>
+            <w:tcW w:type="dxa" w:w="8788"/>
           </w:tcPr>
           <w:p>
             <w:pPr>
@@ -2350,24 +2221,6 @@
                 <w:sz w:val="22"/>
               </w:rPr>
               <w:t>Klasyfikacja informacji oraz struktura zarządzania.</w:t>
-            </w:r>
-          </w:p>
-        </w:tc>
-        <w:tc>
-          <w:tcPr>
-            <w:tcW w:type="dxa" w:w="4252"/>
-          </w:tcPr>
-          <w:p>
-            <w:pPr>
-              <w:spacing w:before="20" w:after="20"/>
-            </w:pPr>
-            <w:r>
-              <w:rPr>
-                <w:rFonts w:ascii="Aptos" w:hAnsi="Aptos"/>
-                <w:b w:val="0"/>
-                <w:i w:val="0"/>
-                <w:sz w:val="22"/>
-              </w:rPr>
             </w:r>
           </w:p>
         </w:tc>
@@ -2394,7 +2247,7 @@
         </w:tc>
         <w:tc>
           <w:tcPr>
-            <w:tcW w:type="dxa" w:w="4536"/>
+            <w:tcW w:type="dxa" w:w="8788"/>
           </w:tcPr>
           <w:p>
             <w:pPr>
@@ -2408,24 +2261,6 @@
                 <w:sz w:val="22"/>
               </w:rPr>
               <w:t>Identyfikacja zasobów organizacji.</w:t>
-            </w:r>
-          </w:p>
-        </w:tc>
-        <w:tc>
-          <w:tcPr>
-            <w:tcW w:type="dxa" w:w="4252"/>
-          </w:tcPr>
-          <w:p>
-            <w:pPr>
-              <w:spacing w:before="20" w:after="20"/>
-            </w:pPr>
-            <w:r>
-              <w:rPr>
-                <w:rFonts w:ascii="Aptos" w:hAnsi="Aptos"/>
-                <w:b w:val="0"/>
-                <w:i w:val="0"/>
-                <w:sz w:val="22"/>
-              </w:rPr>
             </w:r>
           </w:p>
         </w:tc>
@@ -2452,7 +2287,7 @@
         </w:tc>
         <w:tc>
           <w:tcPr>
-            <w:tcW w:type="dxa" w:w="4536"/>
+            <w:tcW w:type="dxa" w:w="8788"/>
           </w:tcPr>
           <w:p>
             <w:pPr>
@@ -2466,24 +2301,6 @@
                 <w:sz w:val="22"/>
               </w:rPr>
               <w:t>Utworzenie deklaracji stosowania.</w:t>
-            </w:r>
-          </w:p>
-        </w:tc>
-        <w:tc>
-          <w:tcPr>
-            <w:tcW w:type="dxa" w:w="4252"/>
-          </w:tcPr>
-          <w:p>
-            <w:pPr>
-              <w:spacing w:before="20" w:after="20"/>
-            </w:pPr>
-            <w:r>
-              <w:rPr>
-                <w:rFonts w:ascii="Aptos" w:hAnsi="Aptos"/>
-                <w:b w:val="0"/>
-                <w:i w:val="0"/>
-                <w:sz w:val="22"/>
-              </w:rPr>
             </w:r>
           </w:p>
         </w:tc>
@@ -2510,7 +2327,7 @@
         </w:tc>
         <w:tc>
           <w:tcPr>
-            <w:tcW w:type="dxa" w:w="4536"/>
+            <w:tcW w:type="dxa" w:w="8788"/>
           </w:tcPr>
           <w:p>
             <w:pPr>
@@ -2524,24 +2341,6 @@
                 <w:sz w:val="22"/>
               </w:rPr>
               <w:t>Identyfikacja zagrożeń dla architektury IT.</w:t>
-            </w:r>
-          </w:p>
-        </w:tc>
-        <w:tc>
-          <w:tcPr>
-            <w:tcW w:type="dxa" w:w="4252"/>
-          </w:tcPr>
-          <w:p>
-            <w:pPr>
-              <w:spacing w:before="20" w:after="20"/>
-            </w:pPr>
-            <w:r>
-              <w:rPr>
-                <w:rFonts w:ascii="Aptos" w:hAnsi="Aptos"/>
-                <w:b w:val="0"/>
-                <w:i w:val="0"/>
-                <w:sz w:val="22"/>
-              </w:rPr>
             </w:r>
           </w:p>
         </w:tc>
@@ -2568,7 +2367,7 @@
         </w:tc>
         <w:tc>
           <w:tcPr>
-            <w:tcW w:type="dxa" w:w="4536"/>
+            <w:tcW w:type="dxa" w:w="8788"/>
           </w:tcPr>
           <w:p>
             <w:pPr>
@@ -2582,24 +2381,6 @@
                 <w:sz w:val="22"/>
               </w:rPr>
               <w:t>Identyfikacja podatności powiązanych z zagrożeniami.</w:t>
-            </w:r>
-          </w:p>
-        </w:tc>
-        <w:tc>
-          <w:tcPr>
-            <w:tcW w:type="dxa" w:w="4252"/>
-          </w:tcPr>
-          <w:p>
-            <w:pPr>
-              <w:spacing w:before="20" w:after="20"/>
-            </w:pPr>
-            <w:r>
-              <w:rPr>
-                <w:rFonts w:ascii="Aptos" w:hAnsi="Aptos"/>
-                <w:b w:val="0"/>
-                <w:i w:val="0"/>
-                <w:sz w:val="22"/>
-              </w:rPr>
             </w:r>
           </w:p>
         </w:tc>
@@ -2626,7 +2407,7 @@
         </w:tc>
         <w:tc>
           <w:tcPr>
-            <w:tcW w:type="dxa" w:w="4536"/>
+            <w:tcW w:type="dxa" w:w="8788"/>
           </w:tcPr>
           <w:p>
             <w:pPr>
@@ -2640,24 +2421,6 @@
                 <w:sz w:val="22"/>
               </w:rPr>
               <w:t>Szacowanie ryzyka dla zidentyfikowanych zagrożeń.</w:t>
-            </w:r>
-          </w:p>
-        </w:tc>
-        <w:tc>
-          <w:tcPr>
-            <w:tcW w:type="dxa" w:w="4252"/>
-          </w:tcPr>
-          <w:p>
-            <w:pPr>
-              <w:spacing w:before="20" w:after="20"/>
-            </w:pPr>
-            <w:r>
-              <w:rPr>
-                <w:rFonts w:ascii="Aptos" w:hAnsi="Aptos"/>
-                <w:b w:val="0"/>
-                <w:i w:val="0"/>
-                <w:sz w:val="22"/>
-              </w:rPr>
             </w:r>
           </w:p>
         </w:tc>
@@ -2684,7 +2447,7 @@
         </w:tc>
         <w:tc>
           <w:tcPr>
-            <w:tcW w:type="dxa" w:w="4536"/>
+            <w:tcW w:type="dxa" w:w="8788"/>
           </w:tcPr>
           <w:p>
             <w:pPr>
@@ -2698,24 +2461,6 @@
                 <w:sz w:val="22"/>
               </w:rPr>
               <w:t>Tworzenie rekomendacji po analizie ryzyka.</w:t>
-            </w:r>
-          </w:p>
-        </w:tc>
-        <w:tc>
-          <w:tcPr>
-            <w:tcW w:type="dxa" w:w="4252"/>
-          </w:tcPr>
-          <w:p>
-            <w:pPr>
-              <w:spacing w:before="20" w:after="20"/>
-            </w:pPr>
-            <w:r>
-              <w:rPr>
-                <w:rFonts w:ascii="Aptos" w:hAnsi="Aptos"/>
-                <w:b w:val="0"/>
-                <w:i w:val="0"/>
-                <w:sz w:val="22"/>
-              </w:rPr>
             </w:r>
           </w:p>
         </w:tc>
